--- a/Farm_Master_IA_Stage2.docx
+++ b/Farm_Master_IA_Stage2.docx
@@ -2181,10 +2181,456 @@
     </w:p>
     <w:p>
       <w:pPr>
+        <w:pStyle w:val="ListParagraph"/>
+      </w:pPr>
+      <w:r>
+        <w:t>Control Centre device priority (added at Stage 3 device-responsiveness audit, 3 September 2026) — office roles (Agronomist, Admin/Finance) are treated as tablet/desktop-first and field roles (Logistics dispatch, proof of pickup/delivery) as provisionally phone-first, since a rider is not carrying a tablet (PRD Section 5.1). Not yet confirmed with Emmanuel.</w:t>
+      </w:r>
+    </w:p>
+    <w:p>
+      <w:pPr>
         <w:spacing w:after="160"/>
       </w:pPr>
       <w:r>
-        <w:t xml:space="preserve">Neither of these needs resolving before Stage 3 starts. I'll proceed to Stage 3 (low-fi wireframes) using what's marked Phase 1 pilot above, starting with the Buyer Portal or Farmer Portal — your call on which one to wireframe first, per the workflow guide's "start with whichever portal is most central to your pilot."</w:t>
+        <w:t>The first two don’t need resolving before Stage 3 starts. The device-priority question does need resolving before Stage 4 (visual design), since it determines whether the Logistics-facing screens get a phone-first or tablet-first treatment. I’ll proceed to Stage 3 (low-fi wireframes) using what’s marked Phase 1 pilot above, starting with the Buyer Portal or Farmer Portal — your call on which one to wireframe first, per the workflow guide’s “start with whichever portal is most central to your pilot.”</w:t>
+      </w:r>
+    </w:p>
+    <w:p>
+      <w:pPr>
+        <w:pStyle w:val="Heading1"/>
+      </w:pPr>
+      <w:r>
+        <w:rPr>
+          <w:b w:val="0"/>
+          <w:i w:val="0"/>
+        </w:rPr>
+        <w:t>9. Device &amp; Responsiveness Requirements</w:t>
+      </w:r>
+    </w:p>
+    <w:p>
+      <w:r>
+        <w:rPr>
+          <w:b w:val="0"/>
+          <w:i w:val="0"/>
+        </w:rPr>
+        <w:t>Added at Stage 3 (device-responsiveness audit, 3 September 2026), applying to every sitemap screen in Section 3 across desktop, tablet (iOS and Android), and phone (iOS and Android) — not stated explicitly anywhere above until now. Breakpoints match PRD Section 5.1.</w:t>
+      </w:r>
+    </w:p>
+    <w:tbl>
+      <w:tblPr>
+        <w:tblW w:type="auto" w:w="0"/>
+        <w:tblLayout w:type="fixed"/>
+        <w:tblLook w:firstColumn="1" w:firstRow="1" w:lastColumn="0" w:lastRow="0" w:noHBand="0" w:noVBand="1" w:val="04A0"/>
+        <w:tblBorders>
+          <w:top w:val="single" w:color="auto" w:sz="4"/>
+          <w:left w:val="single" w:color="auto" w:sz="4"/>
+          <w:bottom w:val="single" w:color="auto" w:sz="4"/>
+          <w:right w:val="single" w:color="auto" w:sz="4"/>
+          <w:insideH w:val="single" w:color="auto" w:sz="4"/>
+          <w:insideV w:val="single" w:color="auto" w:sz="4"/>
+        </w:tblBorders>
+      </w:tblPr>
+      <w:tblGrid>
+        <w:gridCol w:w="3280"/>
+        <w:gridCol w:w="3280"/>
+        <w:gridCol w:w="3280"/>
+      </w:tblGrid>
+      <w:tr>
+        <w:tc>
+          <w:tcPr>
+            <w:tcW w:type="dxa" w:w="1584"/>
+          </w:tcPr>
+          <w:p>
+            <w:r>
+              <w:rPr>
+                <w:b/>
+              </w:rPr>
+              <w:t>Tier</w:t>
+            </w:r>
+          </w:p>
+        </w:tc>
+        <w:tc>
+          <w:tcPr>
+            <w:tcW w:type="dxa" w:w="1584"/>
+          </w:tcPr>
+          <w:p>
+            <w:r>
+              <w:rPr>
+                <w:b/>
+              </w:rPr>
+              <w:t>Width</w:t>
+            </w:r>
+          </w:p>
+        </w:tc>
+        <w:tc>
+          <w:tcPr>
+            <w:tcW w:type="dxa" w:w="6048"/>
+          </w:tcPr>
+          <w:p>
+            <w:r>
+              <w:rPr>
+                <w:b/>
+              </w:rPr>
+              <w:t>Primary devices</w:t>
+            </w:r>
+          </w:p>
+        </w:tc>
+      </w:tr>
+      <w:tr>
+        <w:tc>
+          <w:tcPr>
+            <w:tcW w:type="dxa" w:w="1584"/>
+          </w:tcPr>
+          <w:p>
+            <w:r>
+              <w:t>Desktop</w:t>
+            </w:r>
+          </w:p>
+        </w:tc>
+        <w:tc>
+          <w:tcPr>
+            <w:tcW w:type="dxa" w:w="1584"/>
+          </w:tcPr>
+          <w:p>
+            <w:r>
+              <w:t>≥ 1024px</w:t>
+            </w:r>
+          </w:p>
+        </w:tc>
+        <w:tc>
+          <w:tcPr>
+            <w:tcW w:type="dxa" w:w="6048"/>
+          </w:tcPr>
+          <w:p>
+            <w:r>
+              <w:t>Laptop / desktop browser</w:t>
+            </w:r>
+          </w:p>
+        </w:tc>
+      </w:tr>
+      <w:tr>
+        <w:tc>
+          <w:tcPr>
+            <w:tcW w:type="dxa" w:w="1584"/>
+          </w:tcPr>
+          <w:p>
+            <w:r>
+              <w:t>Tablet</w:t>
+            </w:r>
+          </w:p>
+        </w:tc>
+        <w:tc>
+          <w:tcPr>
+            <w:tcW w:type="dxa" w:w="1584"/>
+          </w:tcPr>
+          <w:p>
+            <w:r>
+              <w:t>768–1023px</w:t>
+            </w:r>
+          </w:p>
+        </w:tc>
+        <w:tc>
+          <w:tcPr>
+            <w:tcW w:type="dxa" w:w="6048"/>
+          </w:tcPr>
+          <w:p>
+            <w:r>
+              <w:t>iPad (iOS) and Android tablets</w:t>
+            </w:r>
+          </w:p>
+        </w:tc>
+      </w:tr>
+      <w:tr>
+        <w:tc>
+          <w:tcPr>
+            <w:tcW w:type="dxa" w:w="1584"/>
+          </w:tcPr>
+          <w:p>
+            <w:r>
+              <w:t>Phone</w:t>
+            </w:r>
+          </w:p>
+        </w:tc>
+        <w:tc>
+          <w:tcPr>
+            <w:tcW w:type="dxa" w:w="1584"/>
+          </w:tcPr>
+          <w:p>
+            <w:r>
+              <w:t>&lt; 768px</w:t>
+            </w:r>
+          </w:p>
+        </w:tc>
+        <w:tc>
+          <w:tcPr>
+            <w:tcW w:type="dxa" w:w="6048"/>
+          </w:tcPr>
+          <w:p>
+            <w:r>
+              <w:t>iPhone (iOS) and Android phones</w:t>
+            </w:r>
+          </w:p>
+        </w:tc>
+      </w:tr>
+    </w:tbl>
+    <w:p>
+      <w:pPr>
+        <w:pStyle w:val="Heading2"/>
+      </w:pPr>
+      <w:r>
+        <w:rPr>
+          <w:b w:val="0"/>
+          <w:i w:val="0"/>
+        </w:rPr>
+        <w:t>9.1 Per-sitemap layout behaviour</w:t>
+      </w:r>
+    </w:p>
+    <w:p>
+      <w:r>
+        <w:rPr>
+          <w:b w:val="0"/>
+          <w:i w:val="0"/>
+        </w:rPr>
+        <w:t>How each sitemap area (Section 3) is expected to collapse across the three tiers, confirmed against the Stage 3 wireframes built on this IA:</w:t>
+      </w:r>
+    </w:p>
+    <w:tbl>
+      <w:tblPr>
+        <w:tblW w:type="auto" w:w="0"/>
+        <w:tblLayout w:type="fixed"/>
+        <w:tblLook w:firstColumn="1" w:firstRow="1" w:lastColumn="0" w:lastRow="0" w:noHBand="0" w:noVBand="1" w:val="04A0"/>
+        <w:tblBorders>
+          <w:top w:val="single" w:color="auto" w:sz="4"/>
+          <w:left w:val="single" w:color="auto" w:sz="4"/>
+          <w:bottom w:val="single" w:color="auto" w:sz="4"/>
+          <w:right w:val="single" w:color="auto" w:sz="4"/>
+          <w:insideH w:val="single" w:color="auto" w:sz="4"/>
+          <w:insideV w:val="single" w:color="auto" w:sz="4"/>
+        </w:tblBorders>
+      </w:tblPr>
+      <w:tblGrid>
+        <w:gridCol w:w="3280"/>
+        <w:gridCol w:w="3280"/>
+        <w:gridCol w:w="3280"/>
+      </w:tblGrid>
+      <w:tr>
+        <w:tc>
+          <w:tcPr>
+            <w:tcW w:type="dxa" w:w="2736"/>
+          </w:tcPr>
+          <w:p>
+            <w:r>
+              <w:rPr>
+                <w:b/>
+              </w:rPr>
+              <w:t>Sitemap area</w:t>
+            </w:r>
+          </w:p>
+        </w:tc>
+        <w:tc>
+          <w:tcPr>
+            <w:tcW w:type="dxa" w:w="2160"/>
+          </w:tcPr>
+          <w:p>
+            <w:r>
+              <w:rPr>
+                <w:b/>
+              </w:rPr>
+              <w:t>Device priority</w:t>
+            </w:r>
+          </w:p>
+        </w:tc>
+        <w:tc>
+          <w:tcPr>
+            <w:tcW w:type="dxa" w:w="4752"/>
+          </w:tcPr>
+          <w:p>
+            <w:r>
+              <w:rPr>
+                <w:b/>
+              </w:rPr>
+              <w:t>Layout behaviour</w:t>
+            </w:r>
+          </w:p>
+        </w:tc>
+      </w:tr>
+      <w:tr>
+        <w:tc>
+          <w:tcPr>
+            <w:tcW w:type="dxa" w:w="2736"/>
+          </w:tcPr>
+          <w:p>
+            <w:r>
+              <w:t>Public / Marketing Site (3.1)</w:t>
+            </w:r>
+          </w:p>
+        </w:tc>
+        <w:tc>
+          <w:tcPr>
+            <w:tcW w:type="dxa" w:w="2160"/>
+          </w:tcPr>
+          <w:p>
+            <w:r>
+              <w:t>Desktop/tablet-first, phone-usable</w:t>
+            </w:r>
+          </w:p>
+        </w:tc>
+        <w:tc>
+          <w:tcPr>
+            <w:tcW w:type="dxa" w:w="4752"/>
+          </w:tcPr>
+          <w:p>
+            <w:r>
+              <w:t>Standard marketing-site collapse: multi-column to single column below tablet width.</w:t>
+            </w:r>
+          </w:p>
+        </w:tc>
+      </w:tr>
+      <w:tr>
+        <w:tc>
+          <w:tcPr>
+            <w:tcW w:type="dxa" w:w="2736"/>
+          </w:tcPr>
+          <w:p>
+            <w:r>
+              <w:t>Farmer Portal (3.2)</w:t>
+            </w:r>
+          </w:p>
+        </w:tc>
+        <w:tc>
+          <w:tcPr>
+            <w:tcW w:type="dxa" w:w="2160"/>
+          </w:tcPr>
+          <w:p>
+            <w:r>
+              <w:t>Phone-first (Android priority)</w:t>
+            </w:r>
+          </w:p>
+        </w:tc>
+        <w:tc>
+          <w:tcPr>
+            <w:tcW w:type="dxa" w:w="4752"/>
+          </w:tcPr>
+          <w:p>
+            <w:r>
+              <w:t>Every dashboard grid, stepper, and table stacks to a single column with ≥ 44px touch targets by the phone tier; tablet gets an intermediate 2-column density, not the full desktop layout.</w:t>
+            </w:r>
+          </w:p>
+        </w:tc>
+      </w:tr>
+      <w:tr>
+        <w:tc>
+          <w:tcPr>
+            <w:tcW w:type="dxa" w:w="2736"/>
+          </w:tcPr>
+          <w:p>
+            <w:r>
+              <w:t>Buyer Portal (3.3)</w:t>
+            </w:r>
+          </w:p>
+        </w:tc>
+        <w:tc>
+          <w:tcPr>
+            <w:tcW w:type="dxa" w:w="2160"/>
+          </w:tcPr>
+          <w:p>
+            <w:r>
+              <w:t>Desktop-first, tablet-secondary</w:t>
+            </w:r>
+          </w:p>
+        </w:tc>
+        <w:tc>
+          <w:tcPr>
+            <w:tcW w:type="dxa" w:w="4752"/>
+          </w:tcPr>
+          <w:p>
+            <w:r>
+              <w:t>Dense stat/action grids step down to 2 columns at tablet before collapsing to 1 at phone; Compliance Docs table scrolls horizontally below tablet width.</w:t>
+            </w:r>
+          </w:p>
+        </w:tc>
+      </w:tr>
+      <w:tr>
+        <w:tc>
+          <w:tcPr>
+            <w:tcW w:type="dxa" w:w="2736"/>
+          </w:tcPr>
+          <w:p>
+            <w:r>
+              <w:t>Vendor Portal (3.4)</w:t>
+            </w:r>
+          </w:p>
+        </w:tc>
+        <w:tc>
+          <w:tcPr>
+            <w:tcW w:type="dxa" w:w="2160"/>
+          </w:tcPr>
+          <w:p>
+            <w:r>
+              <w:t>Desktop/tablet-first</w:t>
+            </w:r>
+          </w:p>
+        </w:tc>
+        <w:tc>
+          <w:tcPr>
+            <w:tcW w:type="dxa" w:w="4752"/>
+          </w:tcPr>
+          <w:p>
+            <w:r>
+              <w:t>Same 3-tier grid collapse as Buyer; storefront/catalogue screens assume a shop-counter tablet as the practical minimum.</w:t>
+            </w:r>
+          </w:p>
+        </w:tc>
+      </w:tr>
+      <w:tr>
+        <w:tc>
+          <w:tcPr>
+            <w:tcW w:type="dxa" w:w="2736"/>
+          </w:tcPr>
+          <w:p>
+            <w:r>
+              <w:t>Internal Operations — Control Centre + Logistics &amp; Fulfilment (3.5)</w:t>
+            </w:r>
+          </w:p>
+        </w:tc>
+        <w:tc>
+          <w:tcPr>
+            <w:tcW w:type="dxa" w:w="2160"/>
+          </w:tcPr>
+          <w:p>
+            <w:r>
+              <w:t>Split — OPEN DECISION</w:t>
+            </w:r>
+          </w:p>
+        </w:tc>
+        <w:tc>
+          <w:tcPr>
+            <w:tcW w:type="dxa" w:w="4752"/>
+          </w:tcPr>
+          <w:p>
+            <w:r>
+              <w:t>Office-role screens (Dashboard, Formula Builder, Finance, Reporting, MoFA, User Admin) are tablet/desktop-first. Field-role screens (Logistics Dispatch, Proof of Pickup/Delivery, Trunking) are provisionally phone-first — confirm before Stage 4.</w:t>
+            </w:r>
+          </w:p>
+        </w:tc>
+      </w:tr>
+    </w:tbl>
+    <w:p>
+      <w:r>
+        <w:rPr>
+          <w:b w:val="0"/>
+          <w:i w:val="0"/>
+        </w:rPr>
+        <w:t>The top-level app navigation (Figs. 3–6) collapses to a menu icon below the phone breakpoint on every portal, rather than disappearing with no replacement — confirmed in the Stage 3 wireframes.</w:t>
+      </w:r>
+    </w:p>
+    <w:p>
+      <w:r>
+        <w:rPr>
+          <w:b w:val="0"/>
+          <w:i/>
+        </w:rPr>
+        <w:t>USSD/SMS (Fig. 1, Shared Services) is unaffected by this section: it is a carrier-level protocol that renders identically on any GSM handset, so desktop/tablet/phone tiers do not apply to the farmer’s device on that channel — see the dedicated USSD/SMS flow wireframe.</w:t>
       </w:r>
     </w:p>
     <w:sectPr>

--- a/Farm_Master_IA_Stage2.docx
+++ b/Farm_Master_IA_Stage2.docx
@@ -2184,7 +2184,7 @@
         <w:pStyle w:val="ListParagraph"/>
       </w:pPr>
       <w:r>
-        <w:t>Control Centre device priority (added at Stage 3 device-responsiveness audit, 3 September 2026) — office roles (Agronomist, Admin/Finance) are treated as tablet/desktop-first and field roles (Logistics dispatch, proof of pickup/delivery) as provisionally phone-first, since a rider is not carrying a tablet (PRD Section 5.1). Not yet confirmed with Emmanuel.</w:t>
+        <w:t>Control Centre device priority (added at Stage 3 device-responsiveness audit, 3 September 2026) — RESOLVED by Emmanuel, 3 September 2026: office roles (Agronomist, Admin/Finance) are tablet/desktop-first and field roles (Logistics dispatch, proof of pickup/delivery) are phone-first, since a rider is not carrying a tablet (PRD Section 5.1). Breakpoints (1024px / 768px) also confirmed as specified.</w:t>
       </w:r>
     </w:p>
     <w:p>
@@ -2192,7 +2192,7 @@
         <w:spacing w:after="160"/>
       </w:pPr>
       <w:r>
-        <w:t>The first two don’t need resolving before Stage 3 starts. The device-priority question does need resolving before Stage 4 (visual design), since it determines whether the Logistics-facing screens get a phone-first or tablet-first treatment. I’ll proceed to Stage 3 (low-fi wireframes) using what’s marked Phase 1 pilot above, starting with the Buyer Portal or Farmer Portal — your call on which one to wireframe first, per the workflow guide’s “start with whichever portal is most central to your pilot.”</w:t>
+        <w:t>None of the three needs resolving before Stage 3 starts, and as of 3 September 2026 all three are resolved. I’ll proceed to Stage 4 (visual design) using the confirmed device priorities above, starting with the Buyer Portal or Farmer Portal — your call on which one to design first, per the workflow guide’s “start with whichever portal is most central to your pilot.”</w:t>
       </w:r>
     </w:p>
     <w:p>
@@ -2599,7 +2599,7 @@
           </w:tcPr>
           <w:p>
             <w:r>
-              <w:t>Split — OPEN DECISION</w:t>
+              <w:t>Split — CONFIRMED</w:t>
             </w:r>
           </w:p>
         </w:tc>
@@ -2609,7 +2609,7 @@
           </w:tcPr>
           <w:p>
             <w:r>
-              <w:t>Office-role screens (Dashboard, Formula Builder, Finance, Reporting, MoFA, User Admin) are tablet/desktop-first. Field-role screens (Logistics Dispatch, Proof of Pickup/Delivery, Trunking) are provisionally phone-first — confirm before Stage 4.</w:t>
+              <w:t>Office-role screens (Dashboard, Formula Builder, Finance, Reporting, MoFA, User Admin) are tablet/desktop-first. Field-role screens (Logistics Dispatch, Proof of Pickup/Delivery, Trunking) are phone-first — confirmed by Emmanuel, 3 September 2026.</w:t>
             </w:r>
           </w:p>
         </w:tc>

--- a/Farm_Master_IA_Stage2.docx
+++ b/Farm_Master_IA_Stage2.docx
@@ -1542,6 +1542,38 @@
                 <w:szCs w:val="20"/>
               </w:rPr>
               <w:t xml:space="preserve">Control Centre → Farmer Portal &amp; Vendor Portal</w:t>
+            </w:r>
+          </w:p>
+        </w:tc>
+      </w:tr>
+      <w:tr>
+        <w:tc>
+          <w:tcPr>
+            <w:tcW w:type="dxa" w:w="500"/>
+          </w:tcPr>
+          <w:p>
+            <w:r>
+              <w:t>9</w:t>
+            </w:r>
+          </w:p>
+        </w:tc>
+        <w:tc>
+          <w:tcPr>
+            <w:tcW w:type="dxa" w:w="4200"/>
+          </w:tcPr>
+          <w:p>
+            <w:r>
+              <w:t>Vendor confirms date outside farmer’s requested window (added 3 Sep 2026)</w:t>
+            </w:r>
+          </w:p>
+        </w:tc>
+        <w:tc>
+          <w:tcPr>
+            <w:tcW w:type="dxa" w:w="4200"/>
+          </w:tcPr>
+          <w:p>
+            <w:r>
+              <w:t>Vendor Portal → Buyer/Super Admin approval → Super Admin audit log</w:t>
             </w:r>
           </w:p>
         </w:tc>

--- a/Farm_Master_IA_Stage2.docx
+++ b/Farm_Master_IA_Stage2.docx
@@ -588,6 +588,15 @@
       </w:r>
     </w:p>
     <w:p>
+      <w:r>
+        <w:rPr>
+          <w:b w:val="0"/>
+          <w:i w:val="0"/>
+        </w:rPr>
+        <w:t>Amended 3 September 2026: Super Admin / Platform Admin added as a seventh internal role (PRD Section 3.2), splitting user/role administration and audit oversight off from Finance. Two screens added to this sitemap as a result — Audit Log and Registration Approval Queue — and User &amp; Role Admin's scope widened from internal-staff-only to cross-portal (Farmer, Buyer, Vendor, and Internal Operations accounts).</w:t>
+      </w:r>
+    </w:p>
+    <w:p>
       <w:pPr>
         <w:spacing w:after="60"/>
         <w:jc w:val="center"/>
@@ -2014,7 +2023,7 @@
                 <w:sz w:val="20"/>
                 <w:szCs w:val="20"/>
               </w:rPr>
-              <w:t xml:space="preserve">Control Centre Dashboard, Production Formula Builder, Matching Queue (manual), Field Visit Logs, Fulfilment Centre Intake/Grading, Logistics Dispatch, Proof of Pickup/Delivery, Trunking, Finance &amp; Reconciliation, Reporting, MoFA Data Exchange, User &amp; Role Admin</w:t>
+              <w:t>Control Centre Dashboard, Production Formula Builder, Matching Queue (manual), Field Visit Logs, Fulfilment Centre Intake/Grading, Logistics Dispatch, Proof of Pickup/Delivery, Trunking, Finance &amp; Reconciliation, Reporting, MoFA Data Exchange, User &amp; Role Admin (cross-portal, Super Admin), Audit Log, Registration Approval Queue</w:t>
             </w:r>
           </w:p>
         </w:tc>
@@ -2663,6 +2672,225 @@
           <w:i/>
         </w:rPr>
         <w:t>USSD/SMS (Fig. 1, Shared Services) is unaffected by this section: it is a carrier-level protocol that renders identically on any GSM handset, so desktop/tablet/phone tiers do not apply to the farmer’s device on that channel — see the dedicated USSD/SMS flow wireframe.</w:t>
+      </w:r>
+    </w:p>
+    <w:p>
+      <w:pPr>
+        <w:pStyle w:val="Heading1"/>
+      </w:pPr>
+      <w:r>
+        <w:rPr>
+          <w:b w:val="0"/>
+          <w:i w:val="0"/>
+        </w:rPr>
+        <w:t>10. Super Admin Role &amp; Segregation of Duties (Added 3 September 2026)</w:t>
+      </w:r>
+    </w:p>
+    <w:p>
+      <w:r>
+        <w:rPr>
+          <w:b w:val="0"/>
+          <w:i w:val="0"/>
+        </w:rPr>
+        <w:t>Closes a gap identified when reviewing the already-built Internal Operations "User &amp; Role Admin" screen (Stage 3/4): as built, that screen was scoped to the Admin/Finance role managing internal staff only, with no role able to manage accounts across all four portals, no audit logging, and no system-wide configuration screen — and Admin/Finance itself concentrated financial reconciliation and user/role administration in one role. PRD Section 3.2 / Section 5 now define Super Admin / Platform Admin as a seventh role and split Finance accordingly (see those sections for the authoritative definitions); this section records the resulting IA changes.</w:t>
+      </w:r>
+    </w:p>
+    <w:tbl>
+      <w:tblPr>
+        <w:tblW w:type="auto" w:w="0"/>
+        <w:tblLayout w:type="fixed"/>
+        <w:tblLook w:firstColumn="1" w:firstRow="1" w:lastColumn="0" w:lastRow="0" w:noHBand="0" w:noVBand="1" w:val="04A0"/>
+        <w:tblBorders>
+          <w:top w:val="single" w:color="auto" w:sz="4"/>
+          <w:left w:val="single" w:color="auto" w:sz="4"/>
+          <w:bottom w:val="single" w:color="auto" w:sz="4"/>
+          <w:right w:val="single" w:color="auto" w:sz="4"/>
+          <w:insideH w:val="single" w:color="auto" w:sz="4"/>
+          <w:insideV w:val="single" w:color="auto" w:sz="4"/>
+        </w:tblBorders>
+      </w:tblPr>
+      <w:tblGrid>
+        <w:gridCol w:w="3280"/>
+        <w:gridCol w:w="3280"/>
+        <w:gridCol w:w="3280"/>
+      </w:tblGrid>
+      <w:tr>
+        <w:tc>
+          <w:tcPr>
+            <w:tcW w:type="dxa" w:w="2592"/>
+          </w:tcPr>
+          <w:p>
+            <w:r>
+              <w:rPr>
+                <w:b/>
+              </w:rPr>
+              <w:t>Screen</w:t>
+            </w:r>
+          </w:p>
+        </w:tc>
+        <w:tc>
+          <w:tcPr>
+            <w:tcW w:type="dxa" w:w="2160"/>
+          </w:tcPr>
+          <w:p>
+            <w:r>
+              <w:rPr>
+                <w:b/>
+              </w:rPr>
+              <w:t>Owning role</w:t>
+            </w:r>
+          </w:p>
+        </w:tc>
+        <w:tc>
+          <w:tcPr>
+            <w:tcW w:type="dxa" w:w="4752"/>
+          </w:tcPr>
+          <w:p>
+            <w:r>
+              <w:rPr>
+                <w:b/>
+              </w:rPr>
+              <w:t>What changed</w:t>
+            </w:r>
+          </w:p>
+        </w:tc>
+      </w:tr>
+      <w:tr>
+        <w:tc>
+          <w:tcPr>
+            <w:tcW w:type="dxa" w:w="2592"/>
+          </w:tcPr>
+          <w:p>
+            <w:r>
+              <w:t>User &amp; Role Admin</w:t>
+            </w:r>
+          </w:p>
+        </w:tc>
+        <w:tc>
+          <w:tcPr>
+            <w:tcW w:type="dxa" w:w="2160"/>
+          </w:tcPr>
+          <w:p>
+            <w:r>
+              <w:t>Super Admin (was Admin/Finance)</w:t>
+            </w:r>
+          </w:p>
+        </w:tc>
+        <w:tc>
+          <w:tcPr>
+            <w:tcW w:type="dxa" w:w="4752"/>
+          </w:tcPr>
+          <w:p>
+            <w:r>
+              <w:t>Scope widened from internal staff only to full account management and role assignment/revocation across Farmer, Buyer, Vendor, and Internal Operations.</w:t>
+            </w:r>
+          </w:p>
+        </w:tc>
+      </w:tr>
+      <w:tr>
+        <w:tc>
+          <w:tcPr>
+            <w:tcW w:type="dxa" w:w="2592"/>
+          </w:tcPr>
+          <w:p>
+            <w:r>
+              <w:t>Audit Log</w:t>
+            </w:r>
+          </w:p>
+        </w:tc>
+        <w:tc>
+          <w:tcPr>
+            <w:tcW w:type="dxa" w:w="2160"/>
+          </w:tcPr>
+          <w:p>
+            <w:r>
+              <w:t>Super Admin</w:t>
+            </w:r>
+          </w:p>
+        </w:tc>
+        <w:tc>
+          <w:tcPr>
+            <w:tcW w:type="dxa" w:w="4752"/>
+          </w:tcPr>
+          <w:p>
+            <w:r>
+              <w:t>New screen. Visibility over every role/permission change and every financial action (commitment fee capture, settlement release, payout release), attributable to the acting user (PRD Section 5).</w:t>
+            </w:r>
+          </w:p>
+        </w:tc>
+      </w:tr>
+      <w:tr>
+        <w:tc>
+          <w:tcPr>
+            <w:tcW w:type="dxa" w:w="2592"/>
+          </w:tcPr>
+          <w:p>
+            <w:r>
+              <w:t>Registration Approval Queue</w:t>
+            </w:r>
+          </w:p>
+        </w:tc>
+        <w:tc>
+          <w:tcPr>
+            <w:tcW w:type="dxa" w:w="2160"/>
+          </w:tcPr>
+          <w:p>
+            <w:r>
+              <w:t>Super Admin</w:t>
+            </w:r>
+          </w:p>
+        </w:tc>
+        <w:tc>
+          <w:tcPr>
+            <w:tcW w:type="dxa" w:w="4752"/>
+          </w:tcPr>
+          <w:p>
+            <w:r>
+              <w:t>New screen. Owns reviewing and approving a Buyer's or Vendor's "pending review" registration (visible on their own registration screens, Figs. 4–5) — previously no internal screen owned this step.</w:t>
+            </w:r>
+          </w:p>
+        </w:tc>
+      </w:tr>
+      <w:tr>
+        <w:tc>
+          <w:tcPr>
+            <w:tcW w:type="dxa" w:w="2592"/>
+          </w:tcPr>
+          <w:p>
+            <w:r>
+              <w:t>Finance &amp; Reconciliation, Reporting, MoFA Data Exchange</w:t>
+            </w:r>
+          </w:p>
+        </w:tc>
+        <w:tc>
+          <w:tcPr>
+            <w:tcW w:type="dxa" w:w="2160"/>
+          </w:tcPr>
+          <w:p>
+            <w:r>
+              <w:t>Finance (was Admin/Finance)</w:t>
+            </w:r>
+          </w:p>
+        </w:tc>
+        <w:tc>
+          <w:tcPr>
+            <w:tcW w:type="dxa" w:w="4752"/>
+          </w:tcPr>
+          <w:p>
+            <w:r>
+              <w:t>Unchanged in function; role tag updated to Finance now that user/role administration has moved to Super Admin. Reporting and MoFA Data Exchange stay with Finance rather than moving to Super Admin because they are external/financial reporting duties, not internal governance — Super Admin's mandate is accounts, roles, and audit, not compliance reporting.</w:t>
+            </w:r>
+          </w:p>
+        </w:tc>
+      </w:tr>
+    </w:tbl>
+    <w:p>
+      <w:r>
+        <w:rPr>
+          <w:b w:val="0"/>
+          <w:i w:val="0"/>
+        </w:rPr>
+        <w:t>Field-role screens (Logistics Dispatch, Proof of Pickup/Delivery, Trunking) are unaffected by this amendment — they remain Logistics-owned and phone-first per the confirmed device-priority split (PRD Section 5.1).</w:t>
       </w:r>
     </w:p>
     <w:sectPr>

--- a/Farm_Master_IA_Stage2.docx
+++ b/Farm_Master_IA_Stage2.docx
@@ -2891,6 +2891,84 @@
           <w:i w:val="0"/>
         </w:rPr>
         <w:t>Field-role screens (Logistics Dispatch, Proof of Pickup/Delivery, Trunking) are unaffected by this amendment — they remain Logistics-owned and phone-first per the confirmed device-priority split (PRD Section 5.1).</w:t>
+      </w:r>
+    </w:p>
+    <w:p>
+      <w:pPr>
+        <w:pStyle w:val="Heading1"/>
+      </w:pPr>
+      <w:r>
+        <w:rPr>
+          <w:b w:val="0"/>
+          <w:i w:val="0"/>
+        </w:rPr>
+        <w:t>11. Real-Time OTP Verification — Registration &amp; Login Screens (Added 5 September 2026)</w:t>
+      </w:r>
+    </w:p>
+    <w:p>
+      <w:r>
+        <w:rPr>
+          <w:b w:val="0"/>
+          <w:i w:val="0"/>
+        </w:rPr>
+        <w:t>Closes a gap in the Section 3 sitemaps as they stood: Register and Login were named as screens (Section 6, Public Site row) but carried no verification step between submitting credentials and reaching the portal — PRD Section 12 now confirms real-time OTP via both phone and email is required at both events, for all seven roles. This section records the resulting screen-level changes; PRD Section 12 is the authoritative requirement.</w:t>
+      </w:r>
+    </w:p>
+    <w:p>
+      <w:pPr>
+        <w:pStyle w:val="ListParagraph"/>
+      </w:pPr>
+      <w:r>
+        <w:rPr>
+          <w:b w:val="0"/>
+          <w:i w:val="0"/>
+        </w:rPr>
+        <w:t>New screen: Verify OTP. Inserted immediately after Register and immediately after Login on every portal’s sitemap (Figs. 2–6) — Public Site, Farmer Portal, Buyer Portal, Vendor Portal, and Internal Operations’ own sign-in. Two fields (phone code, email code), both required before the flow continues. Delivery is SIMULATED for the pilot (PRD Section 12) — the screen surfaces both codes directly rather than requiring the user to actually check a device, since no SMS/email gateway is chosen yet.</w:t>
+      </w:r>
+    </w:p>
+    <w:p>
+      <w:pPr>
+        <w:pStyle w:val="ListParagraph"/>
+      </w:pPr>
+      <w:r>
+        <w:rPr>
+          <w:b w:val="0"/>
+          <w:i w:val="0"/>
+        </w:rPr>
+        <w:t>Register screen unaffected in shape, gated differently underneath. The existing Register (Farmer/Buyer/Vendor) screen (Section 6) keeps its fields — email, phone, full name, password, plus organisation name for Buyer/Vendor — phone was already implied by the KYC/contact requirement but is now load-bearing, since it’s where the phone OTP goes. What changes is what happens on submit: it now leads to Verify OTP before the account is considered registered, rather than completing immediately.</w:t>
+      </w:r>
+    </w:p>
+    <w:p>
+      <w:pPr>
+        <w:pStyle w:val="ListParagraph"/>
+      </w:pPr>
+      <w:r>
+        <w:rPr>
+          <w:b w:val="0"/>
+          <w:i w:val="0"/>
+        </w:rPr>
+        <w:t>Registration Approval Queue (Section 10) is downstream of OTP, not replaced by it. For Buyer/Vendor, OTP verification is a new precondition to entering that existing Super Admin queue — a registration is not visible to Super Admin until both codes are verified. A Farmer registration has no Super Admin review step (Section 6 confirms this asymmetry already existed), so OTP verification is that account’s entire gate to becoming active.</w:t>
+      </w:r>
+    </w:p>
+    <w:p>
+      <w:pPr>
+        <w:pStyle w:val="ListParagraph"/>
+      </w:pPr>
+      <w:r>
+        <w:rPr>
+          <w:b w:val="0"/>
+          <w:i w:val="0"/>
+        </w:rPr>
+        <w:t>Internal Operations sign-in (Fig. 6) gets Verify OTP too, with no matching Register screen. Agronomist, Logistics, Finance, and Super Admin accounts are Super-Admin-provisioned, not self-registered (PRD Section 3.2) — they only ever encounter this new screen at login, never at registration, since they have no registration screen of their own.</w:t>
+      </w:r>
+    </w:p>
+    <w:p>
+      <w:r>
+        <w:rPr>
+          <w:b w:val="0"/>
+          <w:i w:val="0"/>
+        </w:rPr>
+        <w:t>No sitemap topology changes otherwise — Verify OTP is a new node inserted on an existing edge (Register → Dashboard becomes Register → Verify OTP → Dashboard; Login → Dashboard becomes Login → Verify OTP → Dashboard), not a restructuring of any of the five sitemaps in Section 3.</w:t>
       </w:r>
     </w:p>
     <w:sectPr>

--- a/Farm_Master_IA_Stage2.docx
+++ b/Farm_Master_IA_Stage2.docx
@@ -2969,6 +2969,38 @@
           <w:i w:val="0"/>
         </w:rPr>
         <w:t>No sitemap topology changes otherwise — Verify OTP is a new node inserted on an existing edge (Register → Dashboard becomes Register → Verify OTP → Dashboard; Login → Dashboard becomes Login → Verify OTP → Dashboard), not a restructuring of any of the five sitemaps in Section 3.</w:t>
+      </w:r>
+    </w:p>
+    <w:p>
+      <w:pPr>
+        <w:pStyle w:val="Heading1"/>
+      </w:pPr>
+      <w:r>
+        <w:rPr>
+          <w:b w:val="0"/>
+          <w:i w:val="0"/>
+        </w:rPr>
+        <w:t>12. Internal Ops Staff Roles Added to the Control Centre (Added 9 September 2026)</w:t>
+      </w:r>
+    </w:p>
+    <w:p>
+      <w:r>
+        <w:t>Requested 9 September 2026, before onboarding real pilot staff: split Control Centre access into scoped roles rather than every internal user sharing the Super Admin login. Two clarifications from doing this are recorded here rather than silently folded in. First, Section 3.5's Control Centre + Logistics &amp; Fulfilment map was never actually Super-Admin-only in the build -- Agronomist, Logistics, and Finance have each had their own role-scoped Control Centre tiles since the screen was built (8 September 2026), confirmed against the running system during this pass. Second, of the four roles requested for this split, one (a Logistics/Fleet Coordinator scoped to dispatch, delivery status, and fleet tracking) already matched the existing Logistics role's confirmed scope (Section 10's table above) exactly, so no new role was added to the IA for it -- only a new seeded account under the existing role.</w:t>
+      </w:r>
+    </w:p>
+    <w:p>
+      <w:r>
+        <w:t>Two new roles were added to the seven confirmed in PRD Section 3.2 / IA Section 10: Pilot Operations Coordinator / Field-Farmer Liaison (Matching Queue only -- matching farmer candidates to buyer requirements, tracking requirements end to end; no formulas, visit logs, messaging, or account/role administration) and Compliance/Reporting Officer (MoFA compliance report generation/review plus read-only order/reconciliation visibility; no fee capture, settlement/payout release, or account/role administration). Both reuse the existing Control Centre Dashboard screen (Section 3.5) with their own scoped tiles, the same shared-screen-different-tiles pattern Section 10 already established for Agronomist/Logistics/Finance/Super Admin -- no new screen was added for either role.</w:t>
+      </w:r>
+    </w:p>
+    <w:p>
+      <w:r>
+        <w:t>Also recorded here since it affects the Registration Approval Queue's ownership (Section 10's table): farmer accounts activate automatically on OTP verification with no human review step anywhere in this codebase -- only Buyer and Vendor registrations reach the Registration Approval Queue (PRD Section 3.2). The Pilot Operations Coordinator / Field-Farmer Liaison role's “farmer onboarding” duty is therefore covered by its Matching Queue access to the active-farmer roster, not by a farmer registration-approval screen that does not exist -- Registration Approval Queue ownership stays with Super Admin, unchanged from Section 10.</w:t>
+      </w:r>
+    </w:p>
+    <w:p>
+      <w:r>
+        <w:t>See Farm_Master_SDD_Stage6.docx Section 29 for the exact endpoint-level grants and how each was verified live.</w:t>
       </w:r>
     </w:p>
     <w:sectPr>

--- a/Farm_Master_IA_Stage2.docx
+++ b/Farm_Master_IA_Stage2.docx
@@ -3001,6 +3001,11 @@
     <w:p>
       <w:r>
         <w:t>See Farm_Master_SDD_Stage6.docx Section 29 for the exact endpoint-level grants and how each was verified live.</w:t>
+      </w:r>
+    </w:p>
+    <w:p>
+      <w:r>
+        <w:t>Amended 10 September 2026: Verify OTP is now a single-field screen. PRD Section 12's “both channels, both events” requirement was consolidated to email-only, so every Verify OTP screen described above (Register, Login, and Internal Operations sign-in alike) now shows one email code field, not two. No screen was added or removed and no sitemap position changes -- Verify OTP still sits immediately after Register and immediately after Login wherever it did before. See Farm_Master_SDD_Stage6.docx Section 31 for the full change and why it was made.</w:t>
       </w:r>
     </w:p>
     <w:sectPr>
